--- a/docx_output/Sibelius-Semester2-Part4-Lessons-57-64.docx
+++ b/docx_output/Sibelius-Semester2-Part4-Lessons-57-64.docx
@@ -31,7 +31,7 @@
           <w:color w:val="2C3E6B"/>
           <w:sz w:val="36"/>
         </w:rPr>
-        <w:t>منهج تعليم Sibelius الشامل</w:t>
+        <w:t>منهاج شامل لجميع الآلات الموسيقية</w:t>
       </w:r>
     </w:p>
     <w:p>
